--- a/Project Proposal and Plan_ Real-Time ECG Arrhythmia Detector.docx
+++ b/Project Proposal and Plan_ Real-Time ECG Arrhythmia Detector.docx
@@ -2,20 +2,6 @@
 <file path=word/document.xml><?xml version="1.0" encoding="utf-8"?>
 <w:document xmlns:wpc="http://schemas.microsoft.com/office/word/2010/wordprocessingCanvas" xmlns:cx="http://schemas.microsoft.com/office/drawing/2014/chartex" xmlns:cx1="http://schemas.microsoft.com/office/drawing/2015/9/8/chartex" xmlns:cx2="http://schemas.microsoft.com/office/drawing/2015/10/21/chartex" xmlns:cx3="http://schemas.microsoft.com/office/drawing/2016/5/9/chartex" xmlns:cx4="http://schemas.microsoft.com/office/drawing/2016/5/10/chartex" xmlns:cx5="http://schemas.microsoft.com/office/drawing/2016/5/11/chartex" xmlns:cx6="http://schemas.microsoft.com/office/drawing/2016/5/12/chartex" xmlns:cx7="http://schemas.microsoft.com/office/drawing/2016/5/13/chartex" xmlns:cx8="http://schemas.microsoft.com/office/drawing/2016/5/14/chartex" xmlns:mc="http://schemas.openxmlformats.org/markup-compatibility/2006" xmlns:aink="http://schemas.microsoft.com/office/drawing/2016/ink" xmlns:am3d="http://schemas.microsoft.com/office/drawing/2017/model3d" xmlns:o="urn:schemas-microsoft-com:office:office" xmlns:r="http://schemas.openxmlformats.org/officeDocument/2006/relationships" xmlns:m="http://schemas.openxmlformats.org/officeDocument/2006/math" xmlns:v="urn:schemas-microsoft-com:vml" xmlns:wp14="http://schemas.microsoft.com/office/word/2010/wordprocessingDrawing" xmlns:wp="http://schemas.openxmlformats.org/drawingml/2006/wordprocessingDrawing" xmlns:w10="urn:schemas-microsoft-com:office:word" xmlns:w="http://schemas.openxmlformats.org/wordprocessingml/2006/main" xmlns:w14="http://schemas.microsoft.com/office/word/2010/wordml" xmlns:w15="http://schemas.microsoft.com/office/word/2012/wordml" xmlns:w16cex="http://schemas.microsoft.com/office/word/2018/wordml/cex" xmlns:w16cid="http://schemas.microsoft.com/office/word/2016/wordml/cid" xmlns:w16="http://schemas.microsoft.com/office/word/2018/wordml" xmlns:w16sdtdh="http://schemas.microsoft.com/office/word/2020/wordml/sdtdatahash" xmlns:w16se="http://schemas.microsoft.com/office/word/2015/wordml/symex" xmlns:wpg="http://schemas.microsoft.com/office/word/2010/wordprocessingGroup" xmlns:wpi="http://schemas.microsoft.com/office/word/2010/wordprocessingInk" xmlns:wne="http://schemas.microsoft.com/office/word/2006/wordml" xmlns:wps="http://schemas.microsoft.com/office/word/2010/wordprocessingShape" mc:Ignorable="w14 w15 w16se w16cid w16 w16cex w16sdtdh wp14">
   <w:body>
-    <w:p>
-      <w:pPr>
-        <w:pStyle w:val="Heading1"/>
-        <w:spacing w:before="300" w:after="300" w:line="300" w:lineRule="auto"/>
-        <w:ind w:left="300" w:right="300"/>
-        <w:rPr>
-          <w:b w:val="0"/>
-          <w:bCs w:val="0"/>
-          <w:color w:val="000000"/>
-          <w:sz w:val="22"/>
-          <w:szCs w:val="22"/>
-        </w:rPr>
-      </w:pPr>
-    </w:p>
     <w:p>
       <w:pPr>
         <w:pBdr>
@@ -25,15 +11,24 @@
           <w:right w:val="nil"/>
           <w:between w:val="nil"/>
         </w:pBdr>
-        <w:spacing w:before="240" w:after="315" w:line="300" w:lineRule="auto"/>
-        <w:ind w:left="300" w:right="300"/>
-        <w:rPr>
+        <w:spacing w:before="240" w:after="315" w:line="360" w:lineRule="auto"/>
+        <w:ind w:right="300"/>
+        <w:jc w:val="center"/>
+        <w:rPr>
+          <w:b/>
+          <w:bCs/>
           <w:color w:val="2C3E50"/>
-        </w:rPr>
-      </w:pPr>
-      <w:r>
-        <w:rPr>
+          <w:sz w:val="36"/>
+          <w:szCs w:val="36"/>
+        </w:rPr>
+      </w:pPr>
+      <w:r>
+        <w:rPr>
+          <w:b/>
+          <w:bCs/>
           <w:color w:val="2C3E50"/>
+          <w:sz w:val="36"/>
+          <w:szCs w:val="36"/>
         </w:rPr>
         <w:t>Project Proposal and Implementation Plan: Real-Time ECG Arrhythmia Detector</w:t>
       </w:r>
@@ -47,8 +42,9 @@
           <w:right w:val="nil"/>
           <w:between w:val="nil"/>
         </w:pBdr>
-        <w:spacing w:line="300" w:lineRule="auto"/>
+        <w:spacing w:line="360" w:lineRule="auto"/>
         <w:ind w:left="300" w:right="300"/>
+        <w:jc w:val="center"/>
         <w:rPr>
           <w:color w:val="000000"/>
         </w:rPr>
@@ -71,7 +67,7 @@
     <w:p>
       <w:pPr>
         <w:pStyle w:val="Heading2"/>
-        <w:spacing w:before="0" w:line="300" w:lineRule="auto"/>
+        <w:spacing w:before="0" w:line="360" w:lineRule="auto"/>
         <w:ind w:left="300" w:right="300"/>
         <w:rPr>
           <w:color w:val="2C3E50"/>
@@ -81,7 +77,7 @@
     <w:p>
       <w:pPr>
         <w:pStyle w:val="Heading2"/>
-        <w:spacing w:before="0" w:line="300" w:lineRule="auto"/>
+        <w:spacing w:before="0" w:line="360" w:lineRule="auto"/>
         <w:ind w:left="300" w:right="300"/>
         <w:rPr>
           <w:color w:val="2C3E50"/>
@@ -103,7 +99,7 @@
           <w:right w:val="nil"/>
           <w:between w:val="nil"/>
         </w:pBdr>
-        <w:spacing w:after="300" w:line="300" w:lineRule="auto"/>
+        <w:spacing w:after="300" w:line="360" w:lineRule="auto"/>
         <w:ind w:left="300" w:right="300"/>
         <w:rPr>
           <w:color w:val="000000"/>
@@ -119,7 +115,7 @@
     <w:p>
       <w:pPr>
         <w:pStyle w:val="Heading2"/>
-        <w:spacing w:before="0" w:line="300" w:lineRule="auto"/>
+        <w:spacing w:before="0" w:line="360" w:lineRule="auto"/>
         <w:ind w:left="300" w:right="300"/>
         <w:rPr>
           <w:color w:val="2C3E50"/>
@@ -141,7 +137,7 @@
           <w:right w:val="nil"/>
           <w:between w:val="nil"/>
         </w:pBdr>
-        <w:spacing w:line="300" w:lineRule="auto"/>
+        <w:spacing w:line="360" w:lineRule="auto"/>
         <w:ind w:left="300" w:right="300"/>
         <w:rPr>
           <w:color w:val="000000"/>
@@ -199,7 +195,7 @@
                 <w:right w:val="nil"/>
                 <w:between w:val="nil"/>
               </w:pBdr>
-              <w:spacing w:line="300" w:lineRule="auto"/>
+              <w:spacing w:line="360" w:lineRule="auto"/>
               <w:rPr>
                 <w:color w:val="000000"/>
               </w:rPr>
@@ -232,7 +228,7 @@
                 <w:right w:val="nil"/>
                 <w:between w:val="nil"/>
               </w:pBdr>
-              <w:spacing w:line="300" w:lineRule="auto"/>
+              <w:spacing w:line="360" w:lineRule="auto"/>
               <w:rPr>
                 <w:color w:val="000000"/>
               </w:rPr>
@@ -265,7 +261,7 @@
                 <w:right w:val="nil"/>
                 <w:between w:val="nil"/>
               </w:pBdr>
-              <w:spacing w:line="300" w:lineRule="auto"/>
+              <w:spacing w:line="360" w:lineRule="auto"/>
               <w:rPr>
                 <w:color w:val="000000"/>
               </w:rPr>
@@ -286,6 +282,7 @@
                 <w:right w:val="nil"/>
                 <w:between w:val="nil"/>
               </w:pBdr>
+              <w:spacing w:line="360" w:lineRule="auto"/>
               <w:ind w:left="300" w:right="300"/>
               <w:rPr>
                 <w:color w:val="000000"/>
@@ -321,7 +318,7 @@
                 <w:right w:val="nil"/>
                 <w:between w:val="nil"/>
               </w:pBdr>
-              <w:spacing w:line="300" w:lineRule="auto"/>
+              <w:spacing w:line="360" w:lineRule="auto"/>
               <w:rPr>
                 <w:b/>
                 <w:bCs/>
@@ -358,7 +355,7 @@
                 <w:right w:val="nil"/>
                 <w:between w:val="nil"/>
               </w:pBdr>
-              <w:spacing w:line="300" w:lineRule="auto"/>
+              <w:spacing w:line="360" w:lineRule="auto"/>
               <w:rPr>
                 <w:color w:val="000000"/>
               </w:rPr>
@@ -391,7 +388,7 @@
                 <w:right w:val="nil"/>
                 <w:between w:val="nil"/>
               </w:pBdr>
-              <w:spacing w:line="300" w:lineRule="auto"/>
+              <w:spacing w:line="360" w:lineRule="auto"/>
               <w:rPr>
                 <w:color w:val="000000"/>
               </w:rPr>
@@ -426,7 +423,7 @@
                 <w:right w:val="nil"/>
                 <w:between w:val="nil"/>
               </w:pBdr>
-              <w:spacing w:line="300" w:lineRule="auto"/>
+              <w:spacing w:line="360" w:lineRule="auto"/>
               <w:rPr>
                 <w:b/>
                 <w:bCs/>
@@ -439,6 +436,7 @@
                 <w:bCs/>
                 <w:color w:val="000000"/>
               </w:rPr>
+              <w:lastRenderedPageBreak/>
               <w:t>Confidence Intervals &amp; Point Estimates</w:t>
             </w:r>
           </w:p>
@@ -463,7 +461,7 @@
                 <w:right w:val="nil"/>
                 <w:between w:val="nil"/>
               </w:pBdr>
-              <w:spacing w:line="300" w:lineRule="auto"/>
+              <w:spacing w:line="360" w:lineRule="auto"/>
               <w:rPr>
                 <w:color w:val="000000"/>
               </w:rPr>
@@ -496,7 +494,7 @@
                 <w:right w:val="nil"/>
                 <w:between w:val="nil"/>
               </w:pBdr>
-              <w:spacing w:line="300" w:lineRule="auto"/>
+              <w:spacing w:line="360" w:lineRule="auto"/>
               <w:rPr>
                 <w:color w:val="000000"/>
               </w:rPr>
@@ -531,7 +529,7 @@
                 <w:right w:val="nil"/>
                 <w:between w:val="nil"/>
               </w:pBdr>
-              <w:spacing w:line="300" w:lineRule="auto"/>
+              <w:spacing w:line="360" w:lineRule="auto"/>
               <w:rPr>
                 <w:b/>
                 <w:bCs/>
@@ -544,16 +542,7 @@
                 <w:bCs/>
                 <w:color w:val="000000"/>
               </w:rPr>
-              <w:t xml:space="preserve">Significance </w:t>
-            </w:r>
-            <w:r>
-              <w:rPr>
-                <w:b/>
-                <w:bCs/>
-                <w:color w:val="000000"/>
-              </w:rPr>
-              <w:lastRenderedPageBreak/>
-              <w:t>Testing (Hypothesis Testing)</w:t>
+              <w:t>Significance Testing (Hypothesis Testing)</w:t>
             </w:r>
           </w:p>
         </w:tc>
@@ -577,7 +566,7 @@
                 <w:right w:val="nil"/>
                 <w:between w:val="nil"/>
               </w:pBdr>
-              <w:spacing w:line="300" w:lineRule="auto"/>
+              <w:spacing w:line="360" w:lineRule="auto"/>
               <w:rPr>
                 <w:color w:val="000000"/>
               </w:rPr>
@@ -586,15 +575,7 @@
               <w:rPr>
                 <w:color w:val="000000"/>
               </w:rPr>
-              <w:lastRenderedPageBreak/>
-              <w:t xml:space="preserve">Detecting irregular beats in </w:t>
-            </w:r>
-            <w:r>
-              <w:rPr>
-                <w:color w:val="000000"/>
-              </w:rPr>
-              <w:lastRenderedPageBreak/>
-              <w:t>real-time.</w:t>
+              <w:t>Detecting irregular beats in real-time.</w:t>
             </w:r>
           </w:p>
         </w:tc>
@@ -618,7 +599,7 @@
                 <w:right w:val="nil"/>
                 <w:between w:val="nil"/>
               </w:pBdr>
-              <w:spacing w:line="300" w:lineRule="auto"/>
+              <w:spacing w:line="360" w:lineRule="auto"/>
               <w:rPr>
                 <w:color w:val="000000"/>
               </w:rPr>
@@ -627,15 +608,7 @@
               <w:rPr>
                 <w:color w:val="000000"/>
               </w:rPr>
-              <w:lastRenderedPageBreak/>
-              <w:t xml:space="preserve">Null Hypothesis (H0): The </w:t>
-            </w:r>
-            <w:r>
-              <w:rPr>
-                <w:color w:val="000000"/>
-              </w:rPr>
-              <w:lastRenderedPageBreak/>
-              <w:t>incoming beat belongs to the normal distribution.</w:t>
+              <w:t>Null Hypothesis (H0): The incoming beat belongs to the normal distribution.</w:t>
             </w:r>
           </w:p>
           <w:p>
@@ -647,7 +620,7 @@
                 <w:right w:val="nil"/>
                 <w:between w:val="nil"/>
               </w:pBdr>
-              <w:spacing w:line="300" w:lineRule="auto"/>
+              <w:spacing w:line="360" w:lineRule="auto"/>
               <w:rPr>
                 <w:color w:val="000000"/>
               </w:rPr>
@@ -682,7 +655,7 @@
                 <w:right w:val="nil"/>
                 <w:between w:val="nil"/>
               </w:pBdr>
-              <w:spacing w:line="300" w:lineRule="auto"/>
+              <w:spacing w:line="360" w:lineRule="auto"/>
               <w:rPr>
                 <w:b/>
                 <w:bCs/>
@@ -695,7 +668,6 @@
                 <w:bCs/>
                 <w:color w:val="000000"/>
               </w:rPr>
-              <w:lastRenderedPageBreak/>
               <w:t>Markov Chains</w:t>
             </w:r>
           </w:p>
@@ -720,7 +692,7 @@
                 <w:right w:val="nil"/>
                 <w:between w:val="nil"/>
               </w:pBdr>
-              <w:spacing w:line="300" w:lineRule="auto"/>
+              <w:spacing w:line="360" w:lineRule="auto"/>
               <w:rPr>
                 <w:color w:val="000000"/>
               </w:rPr>
@@ -753,7 +725,7 @@
                 <w:right w:val="nil"/>
                 <w:between w:val="nil"/>
               </w:pBdr>
-              <w:spacing w:line="300" w:lineRule="auto"/>
+              <w:spacing w:line="360" w:lineRule="auto"/>
               <w:rPr>
                 <w:color w:val="000000"/>
               </w:rPr>
@@ -771,7 +743,7 @@
     <w:p>
       <w:pPr>
         <w:pStyle w:val="Heading2"/>
-        <w:spacing w:before="300" w:line="300" w:lineRule="auto"/>
+        <w:spacing w:before="300" w:line="360" w:lineRule="auto"/>
         <w:ind w:left="300" w:right="300"/>
         <w:rPr>
           <w:color w:val="2C3E50"/>
@@ -793,7 +765,7 @@
           <w:right w:val="nil"/>
           <w:between w:val="nil"/>
         </w:pBdr>
-        <w:spacing w:line="300" w:lineRule="auto"/>
+        <w:spacing w:line="360" w:lineRule="auto"/>
         <w:ind w:left="300" w:right="300"/>
         <w:rPr>
           <w:color w:val="000000"/>
@@ -809,6 +781,7 @@
     <w:p>
       <w:pPr>
         <w:widowControl/>
+        <w:spacing w:line="360" w:lineRule="auto"/>
         <w:rPr>
           <w:rFonts w:ascii="Times New Roman" w:eastAsia="Times New Roman" w:hAnsi="Times New Roman" w:cs="Times New Roman"/>
           <w:sz w:val="24"/>
@@ -820,6 +793,7 @@
           <w:noProof/>
           <w:color w:val="000000"/>
         </w:rPr>
+        <w:lastRenderedPageBreak/>
         <w:drawing>
           <wp:inline distT="0" distB="0" distL="0" distR="0" wp14:anchorId="68B250D9" wp14:editId="44FFB4BC">
             <wp:extent cx="5943600" cy="2100580"/>
@@ -879,7 +853,7 @@
           <w:right w:val="nil"/>
           <w:between w:val="nil"/>
         </w:pBdr>
-        <w:spacing w:line="300" w:lineRule="auto"/>
+        <w:spacing w:line="360" w:lineRule="auto"/>
         <w:ind w:left="300" w:right="300"/>
         <w:rPr>
           <w:color w:val="000000"/>
@@ -899,7 +873,7 @@
           <w:right w:val="nil"/>
           <w:between w:val="nil"/>
         </w:pBdr>
-        <w:spacing w:line="300" w:lineRule="auto"/>
+        <w:spacing w:line="360" w:lineRule="auto"/>
         <w:ind w:right="300"/>
       </w:pPr>
       <w:r>
@@ -930,7 +904,7 @@
           <w:right w:val="nil"/>
           <w:between w:val="nil"/>
         </w:pBdr>
-        <w:spacing w:line="300" w:lineRule="auto"/>
+        <w:spacing w:line="360" w:lineRule="auto"/>
         <w:ind w:right="300"/>
       </w:pPr>
       <w:r>
@@ -961,7 +935,7 @@
           <w:right w:val="nil"/>
           <w:between w:val="nil"/>
         </w:pBdr>
-        <w:spacing w:line="300" w:lineRule="auto"/>
+        <w:spacing w:line="360" w:lineRule="auto"/>
         <w:ind w:right="300"/>
       </w:pPr>
       <w:r>
@@ -992,7 +966,7 @@
           <w:right w:val="nil"/>
           <w:between w:val="nil"/>
         </w:pBdr>
-        <w:spacing w:line="300" w:lineRule="auto"/>
+        <w:spacing w:line="360" w:lineRule="auto"/>
         <w:ind w:right="300"/>
       </w:pPr>
       <w:r>
@@ -1023,7 +997,7 @@
           <w:right w:val="nil"/>
           <w:between w:val="nil"/>
         </w:pBdr>
-        <w:spacing w:line="300" w:lineRule="auto"/>
+        <w:spacing w:line="360" w:lineRule="auto"/>
         <w:ind w:right="300"/>
       </w:pPr>
       <w:r>
@@ -1032,7 +1006,6 @@
           <w:bCs/>
           <w:color w:val="000000"/>
         </w:rPr>
-        <w:lastRenderedPageBreak/>
         <w:t>Decision / Classifier Module:</w:t>
       </w:r>
       <w:r>
@@ -1045,7 +1018,7 @@
     <w:p>
       <w:pPr>
         <w:pStyle w:val="Heading2"/>
-        <w:spacing w:before="300" w:line="300" w:lineRule="auto"/>
+        <w:spacing w:before="300" w:line="360" w:lineRule="auto"/>
         <w:ind w:left="300" w:right="300"/>
         <w:rPr>
           <w:color w:val="2C3E50"/>
@@ -1067,7 +1040,7 @@
           <w:right w:val="nil"/>
           <w:between w:val="nil"/>
         </w:pBdr>
-        <w:spacing w:line="300" w:lineRule="auto"/>
+        <w:spacing w:line="360" w:lineRule="auto"/>
         <w:ind w:left="300" w:right="300"/>
         <w:rPr>
           <w:color w:val="000000"/>
@@ -1126,7 +1099,7 @@
                 <w:right w:val="nil"/>
                 <w:between w:val="nil"/>
               </w:pBdr>
-              <w:spacing w:line="300" w:lineRule="auto"/>
+              <w:spacing w:line="360" w:lineRule="auto"/>
               <w:rPr>
                 <w:color w:val="000000"/>
               </w:rPr>
@@ -1159,7 +1132,7 @@
                 <w:right w:val="nil"/>
                 <w:between w:val="nil"/>
               </w:pBdr>
-              <w:spacing w:line="300" w:lineRule="auto"/>
+              <w:spacing w:line="360" w:lineRule="auto"/>
               <w:rPr>
                 <w:color w:val="000000"/>
               </w:rPr>
@@ -1192,7 +1165,7 @@
                 <w:right w:val="nil"/>
                 <w:between w:val="nil"/>
               </w:pBdr>
-              <w:spacing w:line="300" w:lineRule="auto"/>
+              <w:spacing w:line="360" w:lineRule="auto"/>
               <w:rPr>
                 <w:color w:val="000000"/>
               </w:rPr>
@@ -1225,7 +1198,7 @@
                 <w:right w:val="nil"/>
                 <w:between w:val="nil"/>
               </w:pBdr>
-              <w:spacing w:line="300" w:lineRule="auto"/>
+              <w:spacing w:line="360" w:lineRule="auto"/>
               <w:rPr>
                 <w:color w:val="000000"/>
               </w:rPr>
@@ -1246,6 +1219,7 @@
                 <w:right w:val="nil"/>
                 <w:between w:val="nil"/>
               </w:pBdr>
+              <w:spacing w:line="360" w:lineRule="auto"/>
               <w:ind w:left="300" w:right="300"/>
               <w:rPr>
                 <w:color w:val="000000"/>
@@ -1281,7 +1255,7 @@
                 <w:right w:val="nil"/>
                 <w:between w:val="nil"/>
               </w:pBdr>
-              <w:spacing w:line="300" w:lineRule="auto"/>
+              <w:spacing w:line="360" w:lineRule="auto"/>
               <w:rPr>
                 <w:b/>
                 <w:bCs/>
@@ -1318,7 +1292,7 @@
                 <w:right w:val="nil"/>
                 <w:between w:val="nil"/>
               </w:pBdr>
-              <w:spacing w:line="300" w:lineRule="auto"/>
+              <w:spacing w:line="360" w:lineRule="auto"/>
               <w:rPr>
                 <w:color w:val="000000"/>
               </w:rPr>
@@ -1351,7 +1325,7 @@
                 <w:right w:val="nil"/>
                 <w:between w:val="nil"/>
               </w:pBdr>
-              <w:spacing w:line="300" w:lineRule="auto"/>
+              <w:spacing w:line="360" w:lineRule="auto"/>
               <w:rPr>
                 <w:color w:val="000000"/>
               </w:rPr>
@@ -1426,7 +1400,7 @@
                 <w:right w:val="nil"/>
                 <w:between w:val="nil"/>
               </w:pBdr>
-              <w:spacing w:line="300" w:lineRule="auto"/>
+              <w:spacing w:line="360" w:lineRule="auto"/>
               <w:rPr>
                 <w:color w:val="000000"/>
               </w:rPr>
@@ -1461,7 +1435,7 @@
                 <w:right w:val="nil"/>
                 <w:between w:val="nil"/>
               </w:pBdr>
-              <w:spacing w:line="300" w:lineRule="auto"/>
+              <w:spacing w:line="360" w:lineRule="auto"/>
               <w:rPr>
                 <w:b/>
                 <w:bCs/>
@@ -1474,7 +1448,16 @@
                 <w:bCs/>
                 <w:color w:val="000000"/>
               </w:rPr>
-              <w:t>Phase 2: Signal Processing</w:t>
+              <w:t xml:space="preserve">Phase 2: </w:t>
+            </w:r>
+            <w:r>
+              <w:rPr>
+                <w:b/>
+                <w:bCs/>
+                <w:color w:val="000000"/>
+              </w:rPr>
+              <w:lastRenderedPageBreak/>
+              <w:t>Signal Processing</w:t>
             </w:r>
           </w:p>
         </w:tc>
@@ -1498,7 +1481,7 @@
                 <w:right w:val="nil"/>
                 <w:between w:val="nil"/>
               </w:pBdr>
-              <w:spacing w:line="300" w:lineRule="auto"/>
+              <w:spacing w:line="360" w:lineRule="auto"/>
               <w:rPr>
                 <w:color w:val="000000"/>
               </w:rPr>
@@ -1507,7 +1490,15 @@
               <w:rPr>
                 <w:color w:val="000000"/>
               </w:rPr>
-              <w:t>Week 2</w:t>
+              <w:lastRenderedPageBreak/>
+              <w:t xml:space="preserve">Week </w:t>
+            </w:r>
+            <w:r>
+              <w:rPr>
+                <w:color w:val="000000"/>
+              </w:rPr>
+              <w:lastRenderedPageBreak/>
+              <w:t>2</w:t>
             </w:r>
           </w:p>
         </w:tc>
@@ -1531,7 +1522,7 @@
                 <w:right w:val="nil"/>
                 <w:between w:val="nil"/>
               </w:pBdr>
-              <w:spacing w:line="300" w:lineRule="auto"/>
+              <w:spacing w:line="360" w:lineRule="auto"/>
               <w:rPr>
                 <w:color w:val="000000"/>
               </w:rPr>
@@ -1540,7 +1531,15 @@
               <w:rPr>
                 <w:color w:val="000000"/>
               </w:rPr>
-              <w:t xml:space="preserve">Implement the Pan-Tompkins algorithm or utilize MATLAB's </w:t>
+              <w:lastRenderedPageBreak/>
+              <w:t xml:space="preserve">Implement the Pan-Tompkins </w:t>
+            </w:r>
+            <w:r>
+              <w:rPr>
+                <w:color w:val="000000"/>
+              </w:rPr>
+              <w:lastRenderedPageBreak/>
+              <w:t xml:space="preserve">algorithm or utilize MATLAB's </w:t>
             </w:r>
             <w:proofErr w:type="spellStart"/>
             <w:r>
@@ -1578,7 +1577,7 @@
                 <w:right w:val="nil"/>
                 <w:between w:val="nil"/>
               </w:pBdr>
-              <w:spacing w:line="300" w:lineRule="auto"/>
+              <w:spacing w:line="360" w:lineRule="auto"/>
               <w:rPr>
                 <w:color w:val="000000"/>
               </w:rPr>
@@ -1587,7 +1586,15 @@
               <w:rPr>
                 <w:color w:val="000000"/>
               </w:rPr>
-              <w:t>Array of R-R intervals (Random Sequence) successfully extracted.</w:t>
+              <w:lastRenderedPageBreak/>
+              <w:t xml:space="preserve">Array of R-R intervals </w:t>
+            </w:r>
+            <w:r>
+              <w:rPr>
+                <w:color w:val="000000"/>
+              </w:rPr>
+              <w:lastRenderedPageBreak/>
+              <w:t>(Random Sequence) successfully extracted.</w:t>
             </w:r>
           </w:p>
         </w:tc>
@@ -1613,7 +1620,7 @@
                 <w:right w:val="nil"/>
                 <w:between w:val="nil"/>
               </w:pBdr>
-              <w:spacing w:line="300" w:lineRule="auto"/>
+              <w:spacing w:line="360" w:lineRule="auto"/>
               <w:rPr>
                 <w:b/>
                 <w:bCs/>
@@ -1626,6 +1633,7 @@
                 <w:bCs/>
                 <w:color w:val="000000"/>
               </w:rPr>
+              <w:lastRenderedPageBreak/>
               <w:t>Phase 3: Stochastic Modeling</w:t>
             </w:r>
           </w:p>
@@ -1650,7 +1658,7 @@
                 <w:right w:val="nil"/>
                 <w:between w:val="nil"/>
               </w:pBdr>
-              <w:spacing w:line="300" w:lineRule="auto"/>
+              <w:spacing w:line="360" w:lineRule="auto"/>
               <w:rPr>
                 <w:color w:val="000000"/>
               </w:rPr>
@@ -1683,7 +1691,7 @@
                 <w:right w:val="nil"/>
                 <w:between w:val="nil"/>
               </w:pBdr>
-              <w:spacing w:line="300" w:lineRule="auto"/>
+              <w:spacing w:line="360" w:lineRule="auto"/>
               <w:rPr>
                 <w:color w:val="000000"/>
               </w:rPr>
@@ -1716,7 +1724,7 @@
                 <w:right w:val="nil"/>
                 <w:between w:val="nil"/>
               </w:pBdr>
-              <w:spacing w:line="300" w:lineRule="auto"/>
+              <w:spacing w:line="360" w:lineRule="auto"/>
               <w:rPr>
                 <w:color w:val="000000"/>
               </w:rPr>
@@ -1751,7 +1759,7 @@
                 <w:right w:val="nil"/>
                 <w:between w:val="nil"/>
               </w:pBdr>
-              <w:spacing w:line="300" w:lineRule="auto"/>
+              <w:spacing w:line="360" w:lineRule="auto"/>
               <w:rPr>
                 <w:b/>
                 <w:bCs/>
@@ -1788,7 +1796,7 @@
                 <w:right w:val="nil"/>
                 <w:between w:val="nil"/>
               </w:pBdr>
-              <w:spacing w:line="300" w:lineRule="auto"/>
+              <w:spacing w:line="360" w:lineRule="auto"/>
               <w:rPr>
                 <w:color w:val="000000"/>
               </w:rPr>
@@ -1821,7 +1829,7 @@
                 <w:right w:val="nil"/>
                 <w:between w:val="nil"/>
               </w:pBdr>
-              <w:spacing w:line="300" w:lineRule="auto"/>
+              <w:spacing w:line="360" w:lineRule="auto"/>
               <w:rPr>
                 <w:color w:val="000000"/>
               </w:rPr>
@@ -1868,7 +1876,7 @@
                 <w:right w:val="nil"/>
                 <w:between w:val="nil"/>
               </w:pBdr>
-              <w:spacing w:line="300" w:lineRule="auto"/>
+              <w:spacing w:line="360" w:lineRule="auto"/>
               <w:rPr>
                 <w:color w:val="000000"/>
               </w:rPr>
@@ -1903,7 +1911,7 @@
                 <w:right w:val="nil"/>
                 <w:between w:val="nil"/>
               </w:pBdr>
-              <w:spacing w:line="300" w:lineRule="auto"/>
+              <w:spacing w:line="360" w:lineRule="auto"/>
               <w:rPr>
                 <w:b/>
                 <w:bCs/>
@@ -1940,7 +1948,7 @@
                 <w:right w:val="nil"/>
                 <w:between w:val="nil"/>
               </w:pBdr>
-              <w:spacing w:line="300" w:lineRule="auto"/>
+              <w:spacing w:line="360" w:lineRule="auto"/>
               <w:rPr>
                 <w:color w:val="000000"/>
               </w:rPr>
@@ -1973,7 +1981,7 @@
                 <w:right w:val="nil"/>
                 <w:between w:val="nil"/>
               </w:pBdr>
-              <w:spacing w:line="300" w:lineRule="auto"/>
+              <w:spacing w:line="360" w:lineRule="auto"/>
               <w:rPr>
                 <w:color w:val="000000"/>
               </w:rPr>
@@ -2006,7 +2014,7 @@
                 <w:right w:val="nil"/>
                 <w:between w:val="nil"/>
               </w:pBdr>
-              <w:spacing w:line="300" w:lineRule="auto"/>
+              <w:spacing w:line="360" w:lineRule="auto"/>
               <w:rPr>
                 <w:color w:val="000000"/>
               </w:rPr>
@@ -2024,7 +2032,7 @@
     <w:p>
       <w:pPr>
         <w:pStyle w:val="Heading2"/>
-        <w:spacing w:before="300" w:line="300" w:lineRule="auto"/>
+        <w:spacing w:before="300" w:line="360" w:lineRule="auto"/>
         <w:ind w:left="300" w:right="300"/>
         <w:rPr>
           <w:color w:val="2C3E50"/>
@@ -2046,7 +2054,7 @@
           <w:right w:val="nil"/>
           <w:between w:val="nil"/>
         </w:pBdr>
-        <w:spacing w:line="300" w:lineRule="auto"/>
+        <w:spacing w:line="360" w:lineRule="auto"/>
         <w:ind w:left="300" w:right="300"/>
         <w:rPr>
           <w:color w:val="000000"/>
@@ -2056,14 +2064,7 @@
         <w:rPr>
           <w:color w:val="000000"/>
         </w:rPr>
-        <w:t xml:space="preserve">To ensure equal distribution of work and grading among the 3 members, the project is </w:t>
-      </w:r>
-      <w:r>
-        <w:rPr>
-          <w:color w:val="000000"/>
-        </w:rPr>
-        <w:lastRenderedPageBreak/>
-        <w:t>divided into three core domains:</w:t>
+        <w:t>To ensure equal distribution of work and grading among the 3 members, the project is divided into three core domains:</w:t>
       </w:r>
     </w:p>
     <w:p>
@@ -2079,7 +2080,7 @@
           <w:right w:val="nil"/>
           <w:between w:val="nil"/>
         </w:pBdr>
-        <w:spacing w:line="300" w:lineRule="auto"/>
+        <w:spacing w:line="360" w:lineRule="auto"/>
         <w:ind w:right="300"/>
       </w:pPr>
       <w:r>
@@ -2088,7 +2089,15 @@
           <w:bCs/>
           <w:color w:val="000000"/>
         </w:rPr>
-        <w:t>Member 1: Signal Processing Lead</w:t>
+        <w:t>Zeem</w:t>
+      </w:r>
+      <w:r>
+        <w:rPr>
+          <w:b/>
+          <w:bCs/>
+          <w:color w:val="000000"/>
+        </w:rPr>
+        <w:t>: Signal Processing Lead</w:t>
       </w:r>
       <w:r>
         <w:rPr>
@@ -2110,7 +2119,7 @@
           <w:right w:val="nil"/>
           <w:between w:val="nil"/>
         </w:pBdr>
-        <w:spacing w:line="300" w:lineRule="auto"/>
+        <w:spacing w:line="360" w:lineRule="auto"/>
         <w:ind w:right="300"/>
       </w:pPr>
       <w:r>
@@ -2119,7 +2128,15 @@
           <w:bCs/>
           <w:color w:val="000000"/>
         </w:rPr>
-        <w:t>Member 2: Stochastic Process &amp; Math Lead</w:t>
+        <w:t>Afiq</w:t>
+      </w:r>
+      <w:r>
+        <w:rPr>
+          <w:b/>
+          <w:bCs/>
+          <w:color w:val="000000"/>
+        </w:rPr>
+        <w:t>: Stochastic Process &amp; Math Lead</w:t>
       </w:r>
       <w:r>
         <w:rPr>
@@ -2141,7 +2158,7 @@
           <w:right w:val="nil"/>
           <w:between w:val="nil"/>
         </w:pBdr>
-        <w:spacing w:line="300" w:lineRule="auto"/>
+        <w:spacing w:line="360" w:lineRule="auto"/>
         <w:ind w:right="300"/>
       </w:pPr>
       <w:r>
@@ -2150,7 +2167,16 @@
           <w:bCs/>
           <w:color w:val="000000"/>
         </w:rPr>
-        <w:t>Member 3: Statistical Testing &amp; Integration Lead</w:t>
+        <w:lastRenderedPageBreak/>
+        <w:t>Saad</w:t>
+      </w:r>
+      <w:r>
+        <w:rPr>
+          <w:b/>
+          <w:bCs/>
+          <w:color w:val="000000"/>
+        </w:rPr>
+        <w:t>: Statistical Testing &amp; Integration Lead</w:t>
       </w:r>
       <w:r>
         <w:rPr>
@@ -2162,7 +2188,7 @@
     <w:p>
       <w:pPr>
         <w:pStyle w:val="Heading2"/>
-        <w:spacing w:before="300" w:line="300" w:lineRule="auto"/>
+        <w:spacing w:before="300" w:line="360" w:lineRule="auto"/>
         <w:ind w:left="300" w:right="300"/>
         <w:rPr>
           <w:color w:val="2C3E50"/>
@@ -2184,7 +2210,7 @@
           <w:right w:val="nil"/>
           <w:between w:val="nil"/>
         </w:pBdr>
-        <w:spacing w:line="300" w:lineRule="auto"/>
+        <w:spacing w:line="360" w:lineRule="auto"/>
         <w:ind w:left="300" w:right="300"/>
         <w:rPr>
           <w:color w:val="000000"/>
@@ -2206,7 +2232,7 @@
           <w:right w:val="nil"/>
           <w:between w:val="nil"/>
         </w:pBdr>
-        <w:spacing w:before="225" w:after="525" w:line="300" w:lineRule="auto"/>
+        <w:spacing w:before="225" w:after="525" w:line="360" w:lineRule="auto"/>
         <w:ind w:left="525" w:right="525"/>
         <w:rPr>
           <w:color w:val="000000"/>
@@ -2422,7 +2448,7 @@
     <w:p>
       <w:pPr>
         <w:pStyle w:val="Heading2"/>
-        <w:spacing w:before="0" w:line="300" w:lineRule="auto"/>
+        <w:spacing w:before="0" w:line="360" w:lineRule="auto"/>
         <w:ind w:left="300" w:right="300"/>
         <w:rPr>
           <w:color w:val="2C3E50"/>
@@ -2448,7 +2474,7 @@
           <w:right w:val="nil"/>
           <w:between w:val="nil"/>
         </w:pBdr>
-        <w:spacing w:line="300" w:lineRule="auto"/>
+        <w:spacing w:line="360" w:lineRule="auto"/>
         <w:ind w:right="300"/>
       </w:pPr>
       <w:r>
@@ -2507,7 +2533,7 @@
           <w:right w:val="nil"/>
           <w:between w:val="nil"/>
         </w:pBdr>
-        <w:spacing w:line="300" w:lineRule="auto"/>
+        <w:spacing w:line="360" w:lineRule="auto"/>
         <w:ind w:right="300"/>
       </w:pPr>
       <w:r>
